--- a/site/docs/localtranscript-datenverarbeitung-de.docx
+++ b/site/docs/localtranscript-datenverarbeitung-de.docx
@@ -350,7 +350,19 @@
         <w:t xml:space="preserve"> </w:t>
       </w:r>
       <w:r>
-        <w:t xml:space="preserve">ersten Start wird nichts nachgeladen.</w:t>
+        <w:t xml:space="preserve">ersten Start wird nichts nachgeladen. Eigene whisper.cpp-Modelle</w:t>
+      </w:r>
+      <w:r>
+        <w:t xml:space="preserve"> </w:t>
+      </w:r>
+      <w:r>
+        <w:t xml:space="preserve">kann die Anwenderin nur von Hand in den Ordner «Modelle» der</w:t>
+      </w:r>
+      <w:r>
+        <w:t xml:space="preserve"> </w:t>
+      </w:r>
+      <w:r>
+        <w:t xml:space="preserve">Bibliothek legen — die Anwendung lädt nie selbst.</w:t>
       </w:r>
     </w:p>
     <w:p>

--- a/site/docs/localtranscript-datenverarbeitung-de.docx
+++ b/site/docs/localtranscript-datenverarbeitung-de.docx
@@ -28,7 +28,7 @@
         <w:t xml:space="preserve"> </w:t>
       </w:r>
       <w:r>
-        <w:t xml:space="preserve">Datenmanagementplan. Stand 10. September 2026, LocalTranscript 2.2.0.</w:t>
+        <w:t xml:space="preserve">Datenmanagementplan. Stand 11. September 2026, LocalTranscript 2.3.0.</w:t>
       </w:r>
       <w:r>
         <w:t xml:space="preserve"> </w:t>
@@ -108,7 +108,7 @@
         <w:rPr>
           <w:rStyle w:val="VerbatimChar"/>
         </w:rPr>
-        <w:t xml:space="preserve">[2.2.0]</w:t>
+        <w:t xml:space="preserve">[2.3.0]</w:t>
       </w:r>
       <w:r>
         <w:t xml:space="preserve">. Freie Software unter</w:t>

--- a/site/docs/localtranscript-datenverarbeitung-de.docx
+++ b/site/docs/localtranscript-datenverarbeitung-de.docx
@@ -590,7 +590,46 @@
         <w:t xml:space="preserve"> </w:t>
       </w:r>
       <w:r>
-        <w:t xml:space="preserve">der Aufnahme.</w:t>
+        <w:t xml:space="preserve">der Aufnahme. Ein enrich-Dossier enthält zudem das Änderungsjournal</w:t>
+      </w:r>
+      <w:r>
+        <w:t xml:space="preserve"> </w:t>
+      </w:r>
+      <w:r>
+        <w:t xml:space="preserve">mit der freiwillig in den Einstellungen hinterlegten E-Mail-Adresse</w:t>
+      </w:r>
+      <w:r>
+        <w:t xml:space="preserve"> </w:t>
+      </w:r>
+      <w:r>
+        <w:t xml:space="preserve">und, wenn das Transkript mit Zotero verknüpft ist, die übernommenen</w:t>
+      </w:r>
+      <w:r>
+        <w:t xml:space="preserve"> </w:t>
+      </w:r>
+      <w:r>
+        <w:t xml:space="preserve">Metadaten (Titel, Datum, Personen nach gewählten Rollen, Citekey).</w:t>
+      </w:r>
+      <w:r>
+        <w:t xml:space="preserve"> </w:t>
+      </w:r>
+      <w:r>
+        <w:t xml:space="preserve">Mit Zotero-Einwilligung liest die Anwendung die lokale</w:t>
+      </w:r>
+      <w:r>
+        <w:t xml:space="preserve"> </w:t>
+      </w:r>
+      <w:r>
+        <w:rPr>
+          <w:rStyle w:val="VerbatimChar"/>
+        </w:rPr>
+        <w:t xml:space="preserve">zotero.sqlite</w:t>
+      </w:r>
+      <w:r>
+        <w:t xml:space="preserve"> </w:t>
+      </w:r>
+      <w:r>
+        <w:t xml:space="preserve">nur lesend und nur auf Anfrage.</w:t>
       </w:r>
     </w:p>
     <w:bookmarkEnd w:id="13"/>

--- a/site/docs/localtranscript-datenverarbeitung-de.docx
+++ b/site/docs/localtranscript-datenverarbeitung-de.docx
@@ -629,7 +629,31 @@
         <w:t xml:space="preserve"> </w:t>
       </w:r>
       <w:r>
-        <w:t xml:space="preserve">nur lesend und nur auf Anfrage.</w:t>
+        <w:t xml:space="preserve">nur lesend und nur auf Anfrage. Bei einer</w:t>
+      </w:r>
+      <w:r>
+        <w:t xml:space="preserve"> </w:t>
+      </w:r>
+      <w:r>
+        <w:t xml:space="preserve">Videoaufnahme liegt die Videodatei unverändert im Ordner des</w:t>
+      </w:r>
+      <w:r>
+        <w:t xml:space="preserve"> </w:t>
+      </w:r>
+      <w:r>
+        <w:t xml:space="preserve">Transkripts (Gesichter sind personenbezogene, bei Identifizierbarkeit</w:t>
+      </w:r>
+      <w:r>
+        <w:t xml:space="preserve"> </w:t>
+      </w:r>
+      <w:r>
+        <w:t xml:space="preserve">biometrische Daten); der enrich-Export enthält nur den Ton, der</w:t>
+      </w:r>
+      <w:r>
+        <w:t xml:space="preserve"> </w:t>
+      </w:r>
+      <w:r>
+        <w:t xml:space="preserve">REFI-QDA-Export das Video nur auf ausdrückliche Wahl.</w:t>
       </w:r>
     </w:p>
     <w:bookmarkEnd w:id="13"/>

--- a/site/docs/localtranscript-datenverarbeitung-de.docx
+++ b/site/docs/localtranscript-datenverarbeitung-de.docx
@@ -28,7 +28,7 @@
         <w:t xml:space="preserve"> </w:t>
       </w:r>
       <w:r>
-        <w:t xml:space="preserve">Datenmanagementplan. Stand 11. September 2026, LocalTranscript 2.3.0.</w:t>
+        <w:t xml:space="preserve">Datenmanagementplan. Stand 11. September 2026, LocalTranscript 2.4.0.</w:t>
       </w:r>
       <w:r>
         <w:t xml:space="preserve"> </w:t>
@@ -108,7 +108,7 @@
         <w:rPr>
           <w:rStyle w:val="VerbatimChar"/>
         </w:rPr>
-        <w:t xml:space="preserve">[2.3.0]</w:t>
+        <w:t xml:space="preserve">[2.4.0]</w:t>
       </w:r>
       <w:r>
         <w:t xml:space="preserve">. Freie Software unter</w:t>

--- a/site/docs/localtranscript-datenverarbeitung-de.docx
+++ b/site/docs/localtranscript-datenverarbeitung-de.docx
@@ -298,13 +298,25 @@
         <w:t xml:space="preserve"> </w:t>
       </w:r>
       <w:r>
-        <w:t xml:space="preserve">Die Audiodatei wird vom lokalen Dateisystem des</w:t>
-      </w:r>
-      <w:r>
-        <w:t xml:space="preserve"> </w:t>
-      </w:r>
-      <w:r>
-        <w:t xml:space="preserve">Endgeräts eingelesen (MP3, WAV, M4A, OGG, FLAC).</w:t>
+        <w:t xml:space="preserve">Die Audio- oder Videodatei wird vom lokalen Dateisystem</w:t>
+      </w:r>
+      <w:r>
+        <w:t xml:space="preserve"> </w:t>
+      </w:r>
+      <w:r>
+        <w:t xml:space="preserve">des Endgeräts eingelesen (Audio: MP3, WAV, M4A, OGG, FLAC; Video:</w:t>
+      </w:r>
+      <w:r>
+        <w:t xml:space="preserve"> </w:t>
+      </w:r>
+      <w:r>
+        <w:t xml:space="preserve">MP4, MOV, M4V mit H.264/HEVC — aus Video wird nur die Tonspur</w:t>
+      </w:r>
+      <w:r>
+        <w:t xml:space="preserve"> </w:t>
+      </w:r>
+      <w:r>
+        <w:t xml:space="preserve">gelesen, das Video wird nie umgewandelt).</w:t>
       </w:r>
     </w:p>
     <w:p>
@@ -411,7 +423,13 @@
         <w:t xml:space="preserve"> </w:t>
       </w:r>
       <w:r>
-        <w:t xml:space="preserve">Kopie des Audios, der kanonischen Transkriptdatei (JSON),</w:t>
+        <w:t xml:space="preserve">Kopie des Audios (bei Video: der Tonspur als MP3 und der</w:t>
+      </w:r>
+      <w:r>
+        <w:t xml:space="preserve"> </w:t>
+      </w:r>
+      <w:r>
+        <w:t xml:space="preserve">unveränderten Videodatei), der kanonischen Transkriptdatei (JSON),</w:t>
       </w:r>
       <w:r>
         <w:t xml:space="preserve"> </w:t>

--- a/site/docs/localtranscript-datenverarbeitung-de.docx
+++ b/site/docs/localtranscript-datenverarbeitung-de.docx
@@ -28,7 +28,7 @@
         <w:t xml:space="preserve"> </w:t>
       </w:r>
       <w:r>
-        <w:t xml:space="preserve">Datenmanagementplan. Stand 11. September 2026, LocalTranscript 2.4.0.</w:t>
+        <w:t xml:space="preserve">Datenmanagementplan. Stand 11. September 2026, LocalTranscript 2.4.1.</w:t>
       </w:r>
       <w:r>
         <w:t xml:space="preserve"> </w:t>
@@ -108,7 +108,7 @@
         <w:rPr>
           <w:rStyle w:val="VerbatimChar"/>
         </w:rPr>
-        <w:t xml:space="preserve">[2.4.0]</w:t>
+        <w:t xml:space="preserve">[2.4.1]</w:t>
       </w:r>
       <w:r>
         <w:t xml:space="preserve">. Freie Software unter</w:t>

--- a/site/docs/localtranscript-datenverarbeitung-de.docx
+++ b/site/docs/localtranscript-datenverarbeitung-de.docx
@@ -28,7 +28,7 @@
         <w:t xml:space="preserve"> </w:t>
       </w:r>
       <w:r>
-        <w:t xml:space="preserve">Datenmanagementplan. Stand 11. September 2026, LocalTranscript 2.4.1.</w:t>
+        <w:t xml:space="preserve">Datenmanagementplan. Stand 11. September 2026, LocalTranscript 2.4.2.</w:t>
       </w:r>
       <w:r>
         <w:t xml:space="preserve"> </w:t>
@@ -108,7 +108,7 @@
         <w:rPr>
           <w:rStyle w:val="VerbatimChar"/>
         </w:rPr>
-        <w:t xml:space="preserve">[2.4.1]</w:t>
+        <w:t xml:space="preserve">[2.4.2]</w:t>
       </w:r>
       <w:r>
         <w:t xml:space="preserve">. Freie Software unter</w:t>

--- a/site/docs/localtranscript-datenverarbeitung-de.docx
+++ b/site/docs/localtranscript-datenverarbeitung-de.docx
@@ -28,7 +28,7 @@
         <w:t xml:space="preserve"> </w:t>
       </w:r>
       <w:r>
-        <w:t xml:space="preserve">Datenmanagementplan. Stand 11. September 2026, LocalTranscript 2.4.2.</w:t>
+        <w:t xml:space="preserve">Datenmanagementplan. Stand 11. September 2026, LocalTranscript 2.4.3.</w:t>
       </w:r>
       <w:r>
         <w:t xml:space="preserve"> </w:t>
@@ -108,7 +108,7 @@
         <w:rPr>
           <w:rStyle w:val="VerbatimChar"/>
         </w:rPr>
-        <w:t xml:space="preserve">[2.4.2]</w:t>
+        <w:t xml:space="preserve">[2.4.3]</w:t>
       </w:r>
       <w:r>
         <w:t xml:space="preserve">. Freie Software unter</w:t>

--- a/site/docs/localtranscript-datenverarbeitung-de.docx
+++ b/site/docs/localtranscript-datenverarbeitung-de.docx
@@ -28,7 +28,7 @@
         <w:t xml:space="preserve"> </w:t>
       </w:r>
       <w:r>
-        <w:t xml:space="preserve">Datenmanagementplan. Stand 11. September 2026, LocalTranscript 2.4.3.</w:t>
+        <w:t xml:space="preserve">Datenmanagementplan. Stand 13. September 2026, LocalTranscript 2.5.0.</w:t>
       </w:r>
       <w:r>
         <w:t xml:space="preserve"> </w:t>
@@ -108,7 +108,7 @@
         <w:rPr>
           <w:rStyle w:val="VerbatimChar"/>
         </w:rPr>
-        <w:t xml:space="preserve">[2.4.3]</w:t>
+        <w:t xml:space="preserve">[2.5.0]</w:t>
       </w:r>
       <w:r>
         <w:t xml:space="preserve">. Freie Software unter</w:t>
@@ -344,7 +344,7 @@
         <w:t xml:space="preserve"> </w:t>
       </w:r>
       <w:r>
-        <w:t xml:space="preserve">large-v3-turbo) und Sprechertrennung (silero-vad, SpeechBrain ECAPA)</w:t>
+        <w:t xml:space="preserve">large-v3-turbo) und Sprechertrennung (silero-vad, pyannote community-1)</w:t>
       </w:r>
       <w:r>
         <w:t xml:space="preserve"> </w:t>

--- a/site/docs/localtranscript-datenverarbeitung-de.docx
+++ b/site/docs/localtranscript-datenverarbeitung-de.docx
@@ -1156,7 +1156,19 @@
         <w:t xml:space="preserve">site/docs</w:t>
       </w:r>
       <w:r>
-        <w:t xml:space="preserve">). Er darf frei verwendet und angepasst werden.</w:t>
+        <w:t xml:space="preserve">). Er steht unter CC BY 4.0: frei verwendbar und</w:t>
+      </w:r>
+      <w:r>
+        <w:t xml:space="preserve"> </w:t>
+      </w:r>
+      <w:r>
+        <w:t xml:space="preserve">anpassbar, auch kommerziell, sofern B/IAS genannt und Änderungen</w:t>
+      </w:r>
+      <w:r>
+        <w:t xml:space="preserve"> </w:t>
+      </w:r>
+      <w:r>
+        <w:t xml:space="preserve">gekennzeichnet werden.</w:t>
       </w:r>
     </w:p>
     <w:bookmarkEnd w:id="19"/>

--- a/site/docs/localtranscript-datenverarbeitung-de.docx
+++ b/site/docs/localtranscript-datenverarbeitung-de.docx
@@ -133,7 +133,7 @@
           <w:rPr>
             <w:rStyle w:val="Hyperlink"/>
           </w:rPr>
-          <w:t xml:space="preserve">https://github.com/BenPohlBasel/LocalTranscript</w:t>
+          <w:t xml:space="preserve">https://github.com/bias-city/LocalTranscript</w:t>
         </w:r>
       </w:hyperlink>
       <w:r>
@@ -1137,7 +1137,7 @@
           <w:rPr>
             <w:rStyle w:val="Hyperlink"/>
           </w:rPr>
-          <w:t xml:space="preserve">https://github.com/BenPohlBasel/LocalTranscript</w:t>
+          <w:t xml:space="preserve">https://github.com/bias-city/LocalTranscript</w:t>
         </w:r>
       </w:hyperlink>
       <w:r>
